--- a/03_Entregables-diseño/SI - Ciclo II/1 - SI-SGCSSMA - Sistema de gestión de calidad, seguridad, salud y medio ambiente/Instrumentos de evaluación/CUESTIONARIOS Y EXÁMENES/CV2/CV2 Banco de preguntas.docx
+++ b/03_Entregables-diseño/SI - Ciclo II/1 - SI-SGCSSMA - Sistema de gestión de calidad, seguridad, salud y medio ambiente/Instrumentos de evaluación/CUESTIONARIOS Y EXÁMENES/CV2/CV2 Banco de preguntas.docx
@@ -416,7 +416,7 @@
           <w:color w:val="5A6A72"/>
           <w:sz w:val="19"/>
         </w:rPr>
-        <w:t>Cuadernillo CV2 · 1.2  ·  S7</w:t>
+        <w:t>Cuadernillo CV2 · 1.2 · Video V-002 · 12:29 · anexo A  ·  S7</w:t>
       </w:r>
     </w:p>
     <w:p>
@@ -1780,7 +1780,7 @@
           <w:color w:val="5A6A72"/>
           <w:sz w:val="19"/>
         </w:rPr>
-        <w:t>DS 005-2012-TR, art. 81 — §15 verificado · cuadernillo 2.1  ·  S8</w:t>
+        <w:t>DS 005-2012-TR, art. 81 — §15 verificado · cuadernillo 2.1 · Video V-002 · 14:42 · anexo A  ·  S8</w:t>
       </w:r>
     </w:p>
     <w:p>
@@ -1904,7 +1904,7 @@
           <w:color w:val="5A6A72"/>
           <w:sz w:val="19"/>
         </w:rPr>
-        <w:t>DS 005-2012-TR, art. 81 e) — §15 verificado · cuadernillo 2.1  ·  S8</w:t>
+        <w:t>DS 005-2012-TR, art. 81 e) — §15 verificado · cuadernillo 2.1 · Video V-002 · 14:42 · anexo A  ·  S8</w:t>
       </w:r>
     </w:p>
     <w:p>
@@ -2028,7 +2028,7 @@
           <w:color w:val="5A6A72"/>
           <w:sz w:val="19"/>
         </w:rPr>
-        <w:t>Cuadernillo CV2 · 2.2  ·  S8</w:t>
+        <w:t>Cuadernillo CV2 · 2.2 · Video V-002 · 16:54 · anexo A  ·  S8</w:t>
       </w:r>
     </w:p>
     <w:p>
@@ -2276,7 +2276,7 @@
           <w:color w:val="5A6A72"/>
           <w:sz w:val="19"/>
         </w:rPr>
-        <w:t>Cuadernillo CV2 · 2.2  ·  S8</w:t>
+        <w:t>Cuadernillo CV2 · 2.2 · Video V-002 · 16:54 · anexo A  ·  S8</w:t>
       </w:r>
     </w:p>
     <w:p>
